--- a/NehaSri/Task 1.2.docx
+++ b/NehaSri/Task 1.2.docx
@@ -4,6 +4,7 @@
   <w:body>
     <w:p>
       <w:pPr>
+        <w:ind w:left="1440" w:leftChars="0" w:firstLine="720" w:firstLineChars="0"/>
         <w:rPr>
           <w:rFonts w:hint="default" w:ascii="Times New Roman" w:hAnsi="Times New Roman"/>
           <w:b/>
@@ -19,12 +20,11 @@
           <w:bCs/>
           <w:sz w:val="26"/>
           <w:szCs w:val="26"/>
-        </w:rPr>
-        <w:t xml:space="preserve"> Document IVR functionalities (DTMF handling, voice prompts, call routing)</w:t>
-      </w:r>
-    </w:p>
-    <w:p>
-      <w:pPr>
+          <w:lang w:val="en-US"/>
+        </w:rPr>
+        <w:t>2.</w:t>
+      </w:r>
+      <w:r>
         <w:rPr>
           <w:rFonts w:hint="default" w:ascii="Times New Roman" w:hAnsi="Times New Roman"/>
           <w:b/>
@@ -32,28 +32,114 @@
           <w:sz w:val="26"/>
           <w:szCs w:val="26"/>
         </w:rPr>
-      </w:pPr>
-    </w:p>
-    <w:p>
-      <w:pPr>
-        <w:rPr>
-          <w:rFonts w:ascii="Times New Roman" w:hAnsi="Times New Roman" w:cs="Times New Roman"/>
-          <w:b/>
-          <w:bCs/>
-          <w:sz w:val="26"/>
-          <w:szCs w:val="26"/>
-        </w:rPr>
-      </w:pPr>
-      <w:r>
-        <w:rPr>
-          <w:rFonts w:ascii="Times New Roman" w:hAnsi="Times New Roman" w:cs="Times New Roman"/>
-          <w:b/>
-          <w:bCs/>
-          <w:sz w:val="26"/>
-          <w:szCs w:val="26"/>
-        </w:rPr>
-        <w:t>1. Introduction</w:t>
-      </w:r>
+        <w:t>DTMF handling, voice prompts, call routing</w:t>
+      </w:r>
+    </w:p>
+    <w:p>
+      <w:pPr>
+        <w:rPr>
+          <w:rFonts w:ascii="Times New Roman" w:hAnsi="Times New Roman" w:cs="Times New Roman"/>
+          <w:sz w:val="26"/>
+          <w:szCs w:val="26"/>
+        </w:rPr>
+      </w:pPr>
+      <w:r>
+        <w:rPr>
+          <w:rFonts w:ascii="Times New Roman" w:hAnsi="Times New Roman" w:cs="Times New Roman"/>
+          <w:sz w:val="26"/>
+          <w:szCs w:val="26"/>
+        </w:rPr>
+        <w:t>The core functionalities of an IVR system are:</w:t>
+      </w:r>
+    </w:p>
+    <w:p>
+      <w:pPr>
+        <w:rPr>
+          <w:rFonts w:ascii="Times New Roman" w:hAnsi="Times New Roman" w:cs="Times New Roman"/>
+          <w:b/>
+          <w:bCs/>
+          <w:sz w:val="26"/>
+          <w:szCs w:val="26"/>
+        </w:rPr>
+      </w:pPr>
+      <w:r>
+        <w:rPr>
+          <w:rFonts w:ascii="Times New Roman" w:hAnsi="Times New Roman" w:cs="Times New Roman"/>
+          <w:b/>
+          <w:bCs/>
+          <w:sz w:val="26"/>
+          <w:szCs w:val="26"/>
+        </w:rPr>
+        <w:t>DTMF Handling</w:t>
+      </w:r>
+      <w:r>
+        <w:rPr>
+          <w:rFonts w:hint="default" w:ascii="Times New Roman" w:hAnsi="Times New Roman" w:cs="Times New Roman"/>
+          <w:b/>
+          <w:bCs/>
+          <w:sz w:val="26"/>
+          <w:szCs w:val="26"/>
+          <w:lang w:val="en-US"/>
+        </w:rPr>
+        <w:tab/>
+      </w:r>
+      <w:r>
+        <w:rPr>
+          <w:rFonts w:ascii="Times New Roman" w:hAnsi="Times New Roman" w:cs="Times New Roman"/>
+          <w:b/>
+          <w:bCs/>
+          <w:sz w:val="26"/>
+          <w:szCs w:val="26"/>
+        </w:rPr>
+        <w:t>Voice Prompts</w:t>
+      </w:r>
+      <w:r>
+        <w:rPr>
+          <w:rFonts w:hint="default" w:ascii="Times New Roman" w:hAnsi="Times New Roman" w:cs="Times New Roman"/>
+          <w:b/>
+          <w:bCs/>
+          <w:sz w:val="26"/>
+          <w:szCs w:val="26"/>
+          <w:lang w:val="en-US"/>
+        </w:rPr>
+        <w:tab/>
+      </w:r>
+      <w:r>
+        <w:rPr>
+          <w:rFonts w:ascii="Times New Roman" w:hAnsi="Times New Roman" w:cs="Times New Roman"/>
+          <w:b/>
+          <w:bCs/>
+          <w:sz w:val="26"/>
+          <w:szCs w:val="26"/>
+        </w:rPr>
+        <w:t>Call Routing</w:t>
+      </w:r>
+    </w:p>
+    <w:p>
+      <w:pPr>
+        <w:rPr>
+          <w:rFonts w:ascii="Times New Roman" w:hAnsi="Times New Roman" w:cs="Times New Roman"/>
+          <w:sz w:val="26"/>
+          <w:szCs w:val="26"/>
+        </w:rPr>
+      </w:pPr>
+      <w:r>
+        <w:rPr>
+          <w:rFonts w:ascii="Times New Roman" w:hAnsi="Times New Roman" w:cs="Times New Roman"/>
+          <w:sz w:val="26"/>
+          <w:szCs w:val="26"/>
+        </w:rPr>
+        <w:t>Each of these functions contributes to creating a seamless and efficient user experience.</w:t>
+      </w:r>
+    </w:p>
+    <w:p>
+      <w:pPr>
+        <w:rPr>
+          <w:rFonts w:ascii="Times New Roman" w:hAnsi="Times New Roman" w:cs="Times New Roman"/>
+          <w:sz w:val="26"/>
+          <w:szCs w:val="26"/>
+        </w:rPr>
+      </w:pPr>
       <w:bookmarkStart w:id="0" w:name="_GoBack"/>
       <w:bookmarkEnd w:id="0"/>
     </w:p>
@@ -61,129 +147,6 @@
       <w:pPr>
         <w:rPr>
           <w:rFonts w:ascii="Times New Roman" w:hAnsi="Times New Roman" w:cs="Times New Roman"/>
-          <w:sz w:val="26"/>
-          <w:szCs w:val="26"/>
-        </w:rPr>
-      </w:pPr>
-      <w:r>
-        <w:rPr>
-          <w:rFonts w:ascii="Times New Roman" w:hAnsi="Times New Roman" w:cs="Times New Roman"/>
-          <w:sz w:val="26"/>
-          <w:szCs w:val="26"/>
-        </w:rPr>
-        <w:t>An Interactive Voice Response (IVR) system is a telephony technology that enables callers to interact with automated systems using keypad inputs (DTMF) or spoken commands. IVRs are widely used in telecom, banking, customer service, and other industries to automate routine queries such as balance checks, service requests, and call transfers.</w:t>
-      </w:r>
-    </w:p>
-    <w:p>
-      <w:pPr>
-        <w:rPr>
-          <w:rFonts w:ascii="Times New Roman" w:hAnsi="Times New Roman" w:cs="Times New Roman"/>
-          <w:sz w:val="26"/>
-          <w:szCs w:val="26"/>
-        </w:rPr>
-      </w:pPr>
-      <w:r>
-        <w:rPr>
-          <w:rFonts w:ascii="Times New Roman" w:hAnsi="Times New Roman" w:cs="Times New Roman"/>
-          <w:sz w:val="26"/>
-          <w:szCs w:val="26"/>
-        </w:rPr>
-        <w:t>The core functionalities of an IVR system are:</w:t>
-      </w:r>
-    </w:p>
-    <w:p>
-      <w:pPr>
-        <w:rPr>
-          <w:rFonts w:ascii="Times New Roman" w:hAnsi="Times New Roman" w:cs="Times New Roman"/>
-          <w:b/>
-          <w:bCs/>
-          <w:sz w:val="26"/>
-          <w:szCs w:val="26"/>
-        </w:rPr>
-      </w:pPr>
-      <w:r>
-        <w:rPr>
-          <w:rFonts w:ascii="Times New Roman" w:hAnsi="Times New Roman" w:cs="Times New Roman"/>
-          <w:b/>
-          <w:bCs/>
-          <w:sz w:val="26"/>
-          <w:szCs w:val="26"/>
-        </w:rPr>
-        <w:t>DTMF Handling</w:t>
-      </w:r>
-    </w:p>
-    <w:p>
-      <w:pPr>
-        <w:rPr>
-          <w:rFonts w:ascii="Times New Roman" w:hAnsi="Times New Roman" w:cs="Times New Roman"/>
-          <w:b/>
-          <w:bCs/>
-          <w:sz w:val="26"/>
-          <w:szCs w:val="26"/>
-        </w:rPr>
-      </w:pPr>
-      <w:r>
-        <w:rPr>
-          <w:rFonts w:ascii="Times New Roman" w:hAnsi="Times New Roman" w:cs="Times New Roman"/>
-          <w:b/>
-          <w:bCs/>
-          <w:sz w:val="26"/>
-          <w:szCs w:val="26"/>
-        </w:rPr>
-        <w:t>Voice Prompts</w:t>
-      </w:r>
-    </w:p>
-    <w:p>
-      <w:pPr>
-        <w:rPr>
-          <w:rFonts w:ascii="Times New Roman" w:hAnsi="Times New Roman" w:cs="Times New Roman"/>
-          <w:b/>
-          <w:bCs/>
-          <w:sz w:val="26"/>
-          <w:szCs w:val="26"/>
-        </w:rPr>
-      </w:pPr>
-      <w:r>
-        <w:rPr>
-          <w:rFonts w:ascii="Times New Roman" w:hAnsi="Times New Roman" w:cs="Times New Roman"/>
-          <w:b/>
-          <w:bCs/>
-          <w:sz w:val="26"/>
-          <w:szCs w:val="26"/>
-        </w:rPr>
-        <w:t>Call Routing</w:t>
-      </w:r>
-    </w:p>
-    <w:p>
-      <w:pPr>
-        <w:rPr>
-          <w:rFonts w:ascii="Times New Roman" w:hAnsi="Times New Roman" w:cs="Times New Roman"/>
-          <w:sz w:val="26"/>
-          <w:szCs w:val="26"/>
-        </w:rPr>
-      </w:pPr>
-      <w:r>
-        <w:rPr>
-          <w:rFonts w:ascii="Times New Roman" w:hAnsi="Times New Roman" w:cs="Times New Roman"/>
-          <w:sz w:val="26"/>
-          <w:szCs w:val="26"/>
-        </w:rPr>
-        <w:t>Each of these functions contributes to creating a seamless and efficient user experience.</w:t>
-      </w:r>
-    </w:p>
-    <w:p>
-      <w:pPr>
-        <w:rPr>
-          <w:rFonts w:ascii="Times New Roman" w:hAnsi="Times New Roman" w:cs="Times New Roman"/>
-          <w:sz w:val="26"/>
-          <w:szCs w:val="26"/>
-        </w:rPr>
-      </w:pPr>
-    </w:p>
-    <w:p>
-      <w:pPr>
-        <w:rPr>
-          <w:rFonts w:ascii="Times New Roman" w:hAnsi="Times New Roman" w:cs="Times New Roman"/>
           <w:b/>
           <w:bCs/>
           <w:sz w:val="26"/>
@@ -211,17 +174,6 @@
           <w:szCs w:val="26"/>
         </w:rPr>
       </w:pPr>
-    </w:p>
-    <w:p>
-      <w:pPr>
-        <w:rPr>
-          <w:rFonts w:ascii="Times New Roman" w:hAnsi="Times New Roman" w:cs="Times New Roman"/>
-          <w:b/>
-          <w:bCs/>
-          <w:sz w:val="26"/>
-          <w:szCs w:val="26"/>
-        </w:rPr>
-      </w:pPr>
       <w:r>
         <w:rPr>
           <w:rFonts w:ascii="Times New Roman" w:hAnsi="Times New Roman" w:cs="Times New Roman"/>
@@ -247,17 +199,25 @@
           <w:sz w:val="26"/>
           <w:szCs w:val="26"/>
         </w:rPr>
-        <w:t>DTMF (Dual-Tone Multi-Frequency) refers to the tones generated when a caller presses keys (0–9, *, #) on a telephone keypad. Each key generates a unique pair of frequencies that the IVR system can detect.</w:t>
-      </w:r>
-    </w:p>
-    <w:p>
-      <w:pPr>
-        <w:rPr>
-          <w:rFonts w:ascii="Times New Roman" w:hAnsi="Times New Roman" w:cs="Times New Roman"/>
-          <w:sz w:val="26"/>
-          <w:szCs w:val="26"/>
-        </w:rPr>
-      </w:pPr>
+        <w:t>DTMF</w:t>
+      </w:r>
+      <w:r>
+        <w:rPr>
+          <w:rFonts w:hint="default" w:ascii="Times New Roman" w:hAnsi="Times New Roman" w:cs="Times New Roman"/>
+          <w:sz w:val="26"/>
+          <w:szCs w:val="26"/>
+          <w:lang w:val="en-US"/>
+        </w:rPr>
+        <w:t xml:space="preserve"> </w:t>
+      </w:r>
+      <w:r>
+        <w:rPr>
+          <w:rFonts w:ascii="Times New Roman" w:hAnsi="Times New Roman" w:cs="Times New Roman"/>
+          <w:sz w:val="26"/>
+          <w:szCs w:val="26"/>
+        </w:rPr>
+        <w:t xml:space="preserve"> refers to the tones generated when a caller presses keys (0–9, *, #) on a telephone keypad. Each key generates a unique pair of frequencies that the IVR system can detect.</w:t>
+      </w:r>
     </w:p>
     <w:p>
       <w:pPr>
@@ -335,15 +295,6 @@
       <w:pPr>
         <w:rPr>
           <w:rFonts w:ascii="Times New Roman" w:hAnsi="Times New Roman" w:cs="Times New Roman"/>
-          <w:sz w:val="26"/>
-          <w:szCs w:val="26"/>
-        </w:rPr>
-      </w:pPr>
-    </w:p>
-    <w:p>
-      <w:pPr>
-        <w:rPr>
-          <w:rFonts w:ascii="Times New Roman" w:hAnsi="Times New Roman" w:cs="Times New Roman"/>
           <w:b/>
           <w:bCs/>
           <w:sz w:val="26"/>
@@ -403,15 +354,6 @@
           <w:szCs w:val="26"/>
         </w:rPr>
       </w:pPr>
-    </w:p>
-    <w:p>
-      <w:pPr>
-        <w:rPr>
-          <w:rFonts w:ascii="Times New Roman" w:hAnsi="Times New Roman" w:cs="Times New Roman"/>
-          <w:sz w:val="26"/>
-          <w:szCs w:val="26"/>
-        </w:rPr>
-      </w:pPr>
       <w:r>
         <w:rPr>
           <w:rFonts w:ascii="Times New Roman" w:hAnsi="Times New Roman" w:cs="Times New Roman"/>
@@ -425,6 +367,15 @@
       <w:pPr>
         <w:rPr>
           <w:rFonts w:ascii="Times New Roman" w:hAnsi="Times New Roman" w:cs="Times New Roman"/>
+          <w:sz w:val="26"/>
+          <w:szCs w:val="26"/>
+        </w:rPr>
+      </w:pPr>
+    </w:p>
+    <w:p>
+      <w:pPr>
+        <w:rPr>
+          <w:rFonts w:ascii="Times New Roman" w:hAnsi="Times New Roman" w:cs="Times New Roman"/>
           <w:b/>
           <w:bCs/>
           <w:sz w:val="26"/>
@@ -484,15 +435,6 @@
       <w:pPr>
         <w:rPr>
           <w:rFonts w:ascii="Times New Roman" w:hAnsi="Times New Roman" w:cs="Times New Roman"/>
-          <w:sz w:val="26"/>
-          <w:szCs w:val="26"/>
-        </w:rPr>
-      </w:pPr>
-    </w:p>
-    <w:p>
-      <w:pPr>
-        <w:rPr>
-          <w:rFonts w:ascii="Times New Roman" w:hAnsi="Times New Roman" w:cs="Times New Roman"/>
           <w:b/>
           <w:bCs/>
           <w:sz w:val="26"/>
@@ -565,15 +507,6 @@
       <w:pPr>
         <w:rPr>
           <w:rFonts w:ascii="Times New Roman" w:hAnsi="Times New Roman" w:cs="Times New Roman"/>
-          <w:sz w:val="26"/>
-          <w:szCs w:val="26"/>
-        </w:rPr>
-      </w:pPr>
-    </w:p>
-    <w:p>
-      <w:pPr>
-        <w:rPr>
-          <w:rFonts w:ascii="Times New Roman" w:hAnsi="Times New Roman" w:cs="Times New Roman"/>
           <w:b/>
           <w:bCs/>
           <w:sz w:val="26"/>
@@ -649,17 +582,17 @@
       <w:pPr>
         <w:rPr>
           <w:rFonts w:ascii="Times New Roman" w:hAnsi="Times New Roman" w:cs="Times New Roman"/>
-          <w:b/>
-          <w:bCs/>
-          <w:sz w:val="26"/>
-          <w:szCs w:val="26"/>
-        </w:rPr>
-      </w:pPr>
-      <w:r>
-        <w:rPr>
-          <w:rFonts w:ascii="Times New Roman" w:hAnsi="Times New Roman" w:cs="Times New Roman"/>
-          <w:b/>
-          <w:bCs/>
+          <w:b w:val="0"/>
+          <w:bCs w:val="0"/>
+          <w:sz w:val="26"/>
+          <w:szCs w:val="26"/>
+        </w:rPr>
+      </w:pPr>
+      <w:r>
+        <w:rPr>
+          <w:rFonts w:ascii="Times New Roman" w:hAnsi="Times New Roman" w:cs="Times New Roman"/>
+          <w:b w:val="0"/>
+          <w:bCs w:val="0"/>
           <w:sz w:val="26"/>
           <w:szCs w:val="26"/>
         </w:rPr>
@@ -738,15 +671,6 @@
       <w:pPr>
         <w:rPr>
           <w:rFonts w:ascii="Times New Roman" w:hAnsi="Times New Roman" w:cs="Times New Roman"/>
-          <w:sz w:val="26"/>
-          <w:szCs w:val="26"/>
-        </w:rPr>
-      </w:pPr>
-    </w:p>
-    <w:p>
-      <w:pPr>
-        <w:rPr>
-          <w:rFonts w:ascii="Times New Roman" w:hAnsi="Times New Roman" w:cs="Times New Roman"/>
           <w:b/>
           <w:bCs/>
           <w:sz w:val="26"/>
@@ -819,15 +743,6 @@
       <w:pPr>
         <w:rPr>
           <w:rFonts w:ascii="Times New Roman" w:hAnsi="Times New Roman" w:cs="Times New Roman"/>
-          <w:sz w:val="26"/>
-          <w:szCs w:val="26"/>
-        </w:rPr>
-      </w:pPr>
-    </w:p>
-    <w:p>
-      <w:pPr>
-        <w:rPr>
-          <w:rFonts w:ascii="Times New Roman" w:hAnsi="Times New Roman" w:cs="Times New Roman"/>
           <w:b/>
           <w:bCs/>
           <w:sz w:val="26"/>
@@ -883,17 +798,17 @@
       <w:pPr>
         <w:rPr>
           <w:rFonts w:ascii="Times New Roman" w:hAnsi="Times New Roman" w:cs="Times New Roman"/>
-          <w:b/>
-          <w:bCs/>
-          <w:sz w:val="26"/>
-          <w:szCs w:val="26"/>
-        </w:rPr>
-      </w:pPr>
-      <w:r>
-        <w:rPr>
-          <w:rFonts w:ascii="Times New Roman" w:hAnsi="Times New Roman" w:cs="Times New Roman"/>
-          <w:b/>
-          <w:bCs/>
+          <w:b w:val="0"/>
+          <w:bCs w:val="0"/>
+          <w:sz w:val="26"/>
+          <w:szCs w:val="26"/>
+        </w:rPr>
+      </w:pPr>
+      <w:r>
+        <w:rPr>
+          <w:rFonts w:ascii="Times New Roman" w:hAnsi="Times New Roman" w:cs="Times New Roman"/>
+          <w:b w:val="0"/>
+          <w:bCs w:val="0"/>
           <w:sz w:val="26"/>
           <w:szCs w:val="26"/>
         </w:rPr>
@@ -904,6 +819,8 @@
       <w:pPr>
         <w:rPr>
           <w:rFonts w:ascii="Times New Roman" w:hAnsi="Times New Roman" w:cs="Times New Roman"/>
+          <w:b w:val="0"/>
+          <w:bCs w:val="0"/>
           <w:sz w:val="26"/>
           <w:szCs w:val="26"/>
         </w:rPr>
@@ -1011,8 +928,6 @@
       <w:pPr>
         <w:rPr>
           <w:rFonts w:ascii="Times New Roman" w:hAnsi="Times New Roman" w:cs="Times New Roman"/>
-          <w:b/>
-          <w:bCs/>
           <w:sz w:val="26"/>
           <w:szCs w:val="26"/>
         </w:rPr>
@@ -1036,44 +951,6 @@
           <w:szCs w:val="26"/>
         </w:rPr>
       </w:pPr>
-    </w:p>
-    <w:p>
-      <w:pPr>
-        <w:rPr>
-          <w:rFonts w:ascii="Times New Roman" w:hAnsi="Times New Roman" w:cs="Times New Roman"/>
-          <w:b/>
-          <w:bCs/>
-          <w:sz w:val="26"/>
-          <w:szCs w:val="26"/>
-        </w:rPr>
-      </w:pPr>
-      <w:r>
-        <w:rPr>
-          <w:rFonts w:ascii="Times New Roman" w:hAnsi="Times New Roman" w:cs="Times New Roman"/>
-          <w:b/>
-          <w:bCs/>
-          <w:sz w:val="26"/>
-          <w:szCs w:val="26"/>
-        </w:rPr>
-        <w:t>6. Conclusion</w:t>
-      </w:r>
-    </w:p>
-    <w:p>
-      <w:pPr>
-        <w:rPr>
-          <w:rFonts w:ascii="Times New Roman" w:hAnsi="Times New Roman" w:cs="Times New Roman"/>
-          <w:sz w:val="26"/>
-          <w:szCs w:val="26"/>
-        </w:rPr>
-      </w:pPr>
-      <w:r>
-        <w:rPr>
-          <w:rFonts w:ascii="Times New Roman" w:hAnsi="Times New Roman" w:cs="Times New Roman"/>
-          <w:sz w:val="26"/>
-          <w:szCs w:val="26"/>
-        </w:rPr>
-        <w:t>IVR systems depend on three primary functions: DTMF handling, voice prompts, and call routing. These ensure smooth customer interactions, reduce service costs, and provide consistent and scalable support.</w:t>
-      </w:r>
     </w:p>
     <w:sectPr>
       <w:pgSz w:w="11906" w:h="16838"/>
